--- a/courts/sixth-circuit/ohio/state/court-of-appeals/motion-brief/usage/OUTPUT-motion-brief.docx
+++ b/courts/sixth-circuit/ohio/state/court-of-appeals/motion-brief/usage/OUTPUT-motion-brief.docx
@@ -1693,13 +1693,7 @@
         <w:pStyle w:val="BodyText"/>
       </w:pPr>
       <w:r>
-        <w:t xml:space="preserve">Appellants, who are “transgender adolescents and their parents…will have to leave the State of Ohio to seek gender affirming care if [the Ban] is enforced, and therefore will be adversely affected by its enforcement.” Exhibit E (Judgment Entry) ¶ 4</w:t>
-      </w:r>
-      <w:r>
-        <w:noBreakHyphen/>
-      </w:r>
-      <w:r>
-        <w:t xml:space="preserve">5. Appellants have standing to challenge H.B. 68.</w:t>
+        <w:t xml:space="preserve">Appellants, who are “transgender adolescents and their parents…will have to leave the State of Ohio to seek gender affirming care if [the Ban] is enforced, and therefore will be adversely affected by its enforcement.” Exhibit E (Judgment Entry) ¶ 4-⁠5. Appellants have standing to challenge H.B. 68.</w:t>
       </w:r>
       <w:r>
         <w:t xml:space="preserve"> </w:t>
@@ -6140,7 +6134,7 @@
         <w:pStyle w:val="BodyText"/>
       </w:pPr>
       <w:r>
-        <w:t xml:space="preserve">The primary command of the HCFA is simple, direct, and unambiguous. It forbids the General Assembly from prohibiting or penalizing “the purchase or sale of health care[.]” Ohio Const., art. I, § 21(B)–(C). “Health care” is distinct from health insurance or insurance coverage, as evidenced by the HCFA’s repeated use of the disjunctive phrase “health care or health insurance.”</w:t>
+        <w:t xml:space="preserve">The primary command of the HCFA is simple, direct, and unambiguous. It forbids the General Assembly from prohibiting or penalizing “the purchase or sale of health care[.]” Ohio Const., art. I, § 21(B)–⁠(C). “Health care” is distinct from health insurance or insurance coverage, as evidenced by the HCFA’s repeated use of the disjunctive phrase “health care or health insurance.”</w:t>
       </w:r>
       <w:r>
         <w:t xml:space="preserve"> </w:t>
@@ -6274,7 +6268,7 @@
         <w:pStyle w:val="BodyText"/>
       </w:pPr>
       <w:r>
-        <w:t xml:space="preserve">See Exhibit H (Preterm-Cleveland v. Yost TRO Entry) at 14 n.11 (emphasis added) (citing Maurice Thompson, 1851 Center, Passage of Issue 3 will protect liberty, restrain health care costs, and preserve health care choice and privacy, available at https://www.healthpolicyohio.org/​wp-content/​uploads/2014/01/1851_issue3essay.pdf (Sept. 29, 2011)).</w:t>
+        <w:t xml:space="preserve">See Exhibit H (Preterm-Cleveland v. Yost TRO Entry) at 14 n.11 (emphasis added) (citing Maurice Thompson, 1851 Center, Passage of Issue 3 will protect liberty, restrain health care costs, and preserve health care choice and privacy, available at https://​www.​healthpolicyohio.​org/​wp-​content/​uploads/​2014/​01/​1851_issue3essay.​pdf (Sept. 29, 2011)).</w:t>
       </w:r>
     </w:p>
     <w:p>
@@ -7060,7 +7054,7 @@
         <w:t xml:space="preserve">Dodds v. U.S. Dep’t of Educ.</w:t>
       </w:r>
       <w:r>
-        <w:t xml:space="preserve">, 845 F.3d 217, 222 (6th Cir. 2016) (public interest weighed “strongly” against allowing continuing discrimination against a student based on gender identify). Nor is it limited to the Appellants in this case. As Governor DeWine explained when vetoing H.B. 68, “[m]any parents” have expressed “that their child would be dead today if they had not received the treatment they received from an Ohio children’s hospital.” Gov. Mike DeWine, Statement of the Reasons for the Veto of Substitute House Bill 68 (Dec. 29, 2023), available at https://bit.ly/3WV2B23 (accessed Aug. 7, 2024). Governor DeWine continued: “Were I to sign [H.B. 68] or were [it] to become law, Ohio would be saying that the State, that the government, knows what is best medically for a child rather than the two people who love that child the most, the parents.”</w:t>
+        <w:t xml:space="preserve">, 845 F.3d 217, 222 (6th Cir. 2016) (public interest weighed “strongly” against allowing continuing discrimination against a student based on gender identify). Nor is it limited to the Appellants in this case. As Governor DeWine explained when vetoing H.B. 68, “[m]any parents” have expressed “that their child would be dead today if they had not received the treatment they received from an Ohio children’s hospital.” Gov. Mike DeWine, Statement of the Reasons for the Veto of Substitute House Bill 68 (Dec. 29, 2023), available at https://​bit.​ly/​3WV2B23 (accessed Aug. 7, 2024). Governor DeWine continued: “Were I to sign [H.B. 68] or were [it] to become law, Ohio would be saying that the State, that the government, knows what is best medically for a child rather than the two people who love that child the most, the parents.”</w:t>
       </w:r>
       <w:r>
         <w:t xml:space="preserve"> </w:t>
@@ -7232,7 +7226,7 @@
         <w:noBreakHyphen/>
       </w:r>
       <w:r>
-        <w:t xml:space="preserve">155, ¶ 4–5 (6th Dist.);</w:t>
+        <w:t xml:space="preserve">155, ¶ 4–⁠5 (6th Dist.);</w:t>
       </w:r>
       <w:r>
         <w:t xml:space="preserve"> </w:t>
@@ -8834,7 +8828,7 @@
         <w:t xml:space="preserve">Opponents of health care law continue petition drive</w:t>
       </w:r>
       <w:r>
-        <w:t xml:space="preserve">, WFMJ21 (June 25, 2010) https://www.wfmj.com/​story/12709736/​opponents-of-health-care-law-continue-petition-drive (accessed Aug. 7, 2024);</w:t>
+        <w:t xml:space="preserve">, WFMJ21 (June 25, 2010) https://​www.​wfmj.​com/​story/​12709736/​opponents-​of-​health-​care-​law-​continue-​petition-​drive (accessed Aug. 7, 2024);</w:t>
       </w:r>
       <w:r>
         <w:t xml:space="preserve"> </w:t>
@@ -8847,7 +8841,7 @@
         <w:t xml:space="preserve">Obama health care foes score big court win</w:t>
       </w:r>
       <w:r>
-        <w:t xml:space="preserve">, CBS News (Aug. 12, 2011), available at https://www.cbsnews.com/​news/​obama-health-care-foes-score-big-court-win/ (accessed Aug. 7, 2024).</w:t>
+        <w:t xml:space="preserve">, CBS News (Aug. 12, 2011), available at https://​www.​cbsnews.​com/​news/​obama-​health-​care-​foes-​score-​big-​court-​win/ (accessed Aug. 7, 2024).</w:t>
       </w:r>
     </w:p>
   </w:footnote>
@@ -8879,7 +8873,7 @@
         <w:t xml:space="preserve">Opponents of Issue 3 say amendment would interfere with many Ohio laws</w:t>
       </w:r>
       <w:r>
-        <w:t xml:space="preserve">, The Plain Dealer (Sept. 1, 2011), available at https://www.cleveland.com/​open/2011/09/​opponents_of_issue_3_say_amendment.html (accessed Aug. 7, 2024).</w:t>
+        <w:t xml:space="preserve">, The Plain Dealer (Sept. 1, 2011), available at https://​www.​cleveland.​com/​open/​2011/​09/​opponents_of_issue_3_say_amendment.​html (accessed Aug. 7, 2024).</w:t>
       </w:r>
     </w:p>
   </w:footnote>
@@ -8911,7 +8905,7 @@
         <w:t xml:space="preserve">Ohio’s battle for health care freedom</w:t>
       </w:r>
       <w:r>
-        <w:t xml:space="preserve">, Politico (Nov. 7, 2011), available at https://www.politico.com/​story/2011/11/​ohios-battle-for-health-care-freedom</w:t>
+        <w:t xml:space="preserve">, Politico (Nov. 7, 2011), available at https://​www.​politico.​com/​story/​2011/​11/​ohios-​battle-​for-​health-​care-​freedom</w:t>
       </w:r>
       <w:r>
         <w:noBreakHyphen/>
@@ -8949,13 +8943,13 @@
         <w:t xml:space="preserve">Issue 3 low-key, but has long reach</w:t>
       </w:r>
       <w:r>
-        <w:t xml:space="preserve">, The Repository (Oct. 30, 2011), available at https://www.cantonrep.com/​story/​news/​politics/​elections/​issues/2011/10/30/​issue</w:t>
+        <w:t xml:space="preserve">, The Repository (Oct. 30, 2011), available at https://​www.​cantonrep.​com/​story/​news/​politics/​elections/​issues/​2011/​10/​30/​issue</w:t>
       </w:r>
       <w:r>
         <w:noBreakHyphen/>
       </w:r>
       <w:r>
-        <w:t xml:space="preserve">3-low-key-but/42071877007 (accessed Aug. 7, 2024).</w:t>
+        <w:t xml:space="preserve">3-​low-​key-​but/​42071877007 (accessed Aug. 7, 2024).</w:t>
       </w:r>
     </w:p>
   </w:footnote>
@@ -8987,7 +8981,7 @@
         <w:t xml:space="preserve">Ohio court says anti-Obamacare amendment can be on November ballot</w:t>
       </w:r>
       <w:r>
-        <w:t xml:space="preserve">, Reuters (Aug. 12, 2011), available at https://www.reuters.com/​article/​us-ohio-obamacare/​ohio-court-says-anti-obamacare-amendment-can-be-on-november-ballot-idUSTRE77B50V20110812/ (accessed Aug. 7, 2024).</w:t>
+        <w:t xml:space="preserve">, Reuters (Aug. 12, 2011), available at https://​www.​reuters.​com/​article/​us-​ohio-​obamacare/​ohio-​court-​says-​anti-​obamacare-​amendment-​can-​be-​on-​november-​ballot-​idUSTRE77B50V20110812/ (accessed Aug. 7, 2024).</w:t>
       </w:r>
     </w:p>
   </w:footnote>
@@ -9645,6 +9639,7 @@
     <w:unhideWhenUsed/>
     <w:qFormat/>
     <w:pPr>
+      <w:keepLines/>
       <w:spacing w:before="0" w:after="120" w:line="276" w:lineRule="exact"/>
     </w:pPr>
     <w:rPr>
@@ -9895,6 +9890,33 @@
     <w:pPr>
       <w:spacing w:before="0" w:after="0" w:line="276" w:lineRule="exact"/>
       <w:ind w:left="2160" w:hanging="720"/>
+    </w:pPr>
+  </w:style>
+  <w:style w:type="paragraph" w:customStyle="1" w:styleId="XdQuoteList1">
+    <w:name w:val="Xd Quote List 1"/>
+    <w:basedOn w:val="Normal"/>
+    <w:qFormat/>
+    <w:pPr>
+      <w:spacing w:before="0" w:after="0" w:line="276" w:lineRule="exact"/>
+      <w:ind w:left="1440" w:right="720" w:hanging="720"/>
+    </w:pPr>
+  </w:style>
+  <w:style w:type="paragraph" w:customStyle="1" w:styleId="XdQuoteList2">
+    <w:name w:val="Xd Quote List 2"/>
+    <w:basedOn w:val="Normal"/>
+    <w:qFormat/>
+    <w:pPr>
+      <w:spacing w:before="0" w:after="0" w:line="276" w:lineRule="exact"/>
+      <w:ind w:left="2160" w:right="720" w:hanging="720"/>
+    </w:pPr>
+  </w:style>
+  <w:style w:type="paragraph" w:customStyle="1" w:styleId="XdQuoteList3">
+    <w:name w:val="Xd Quote List 3"/>
+    <w:basedOn w:val="Normal"/>
+    <w:qFormat/>
+    <w:pPr>
+      <w:spacing w:before="0" w:after="0" w:line="276" w:lineRule="exact"/>
+      <w:ind w:left="2880" w:right="720" w:hanging="720"/>
     </w:pPr>
   </w:style>
   <w:style w:type="paragraph" w:customStyle="1" w:styleId="XdQuoteFirst">

--- a/courts/sixth-circuit/ohio/state/court-of-appeals/motion-brief/usage/OUTPUT-motion-brief.docx
+++ b/courts/sixth-circuit/ohio/state/court-of-appeals/motion-brief/usage/OUTPUT-motion-brief.docx
@@ -8905,13 +8905,7 @@
         <w:t xml:space="preserve">Ohio’s battle for health care freedom</w:t>
       </w:r>
       <w:r>
-        <w:t xml:space="preserve">, Politico (Nov. 7, 2011), available at https://​www.​politico.​com/​story/​2011/​11/​ohios-​battle-​for-​health-​care-​freedom</w:t>
-      </w:r>
-      <w:r>
-        <w:noBreakHyphen/>
-      </w:r>
-      <w:r>
-        <w:t xml:space="preserve">067727 (accessed Aug. 7, 2024).</w:t>
+        <w:t xml:space="preserve">, Politico (Nov. 7, 2011), available at https://​www.​politico.​com/​story/​2011/​11/​ohios-​battle-​for-​health-​care-​freedom-⁠067727 (accessed Aug. 7, 2024).</w:t>
       </w:r>
     </w:p>
   </w:footnote>
@@ -8943,13 +8937,7 @@
         <w:t xml:space="preserve">Issue 3 low-key, but has long reach</w:t>
       </w:r>
       <w:r>
-        <w:t xml:space="preserve">, The Repository (Oct. 30, 2011), available at https://​www.​cantonrep.​com/​story/​news/​politics/​elections/​issues/​2011/​10/​30/​issue</w:t>
-      </w:r>
-      <w:r>
-        <w:noBreakHyphen/>
-      </w:r>
-      <w:r>
-        <w:t xml:space="preserve">3-​low-​key-​but/​42071877007 (accessed Aug. 7, 2024).</w:t>
+        <w:t xml:space="preserve">, The Repository (Oct. 30, 2011), available at https://​www.​cantonrep.​com/​story/​news/​politics/​elections/​issues/​2011/​10/​30/​issue-⁠3-​low-​key-​but/​42071877007 (accessed Aug. 7, 2024).</w:t>
       </w:r>
     </w:p>
   </w:footnote>

--- a/courts/sixth-circuit/ohio/state/court-of-appeals/motion-brief/usage/OUTPUT-motion-brief.docx
+++ b/courts/sixth-circuit/ohio/state/court-of-appeals/motion-brief/usage/OUTPUT-motion-brief.docx
@@ -326,9 +326,7 @@
               <w:t xml:space="preserve"> </w:t>
             </w:r>
             <w:r>
-              <w:t xml:space="preserve">24AP</w:t>
-              <w:noBreakHyphen/>
-              <w:t xml:space="preserve">000483</w:t>
+              <w:t xml:space="preserve">24AP-⁠000483</w:t>
             </w:r>
           </w:p>
           <w:p>
@@ -410,9 +408,7 @@
               <w:t xml:space="preserve"> </w:t>
             </w:r>
             <w:r>
-              <w:t xml:space="preserve">24-cv</w:t>
-              <w:noBreakHyphen/>
-              <w:t xml:space="preserve">002481</w:t>
+              <w:t xml:space="preserve">24-cv-⁠002481</w:t>
             </w:r>
           </w:p>
         </w:tc>
@@ -930,13 +926,7 @@
         <w:t xml:space="preserve"> </w:t>
       </w:r>
       <w:r>
-        <w:t xml:space="preserve">filed a Complaint and Motion for Preliminary Injunction Preceded by Temporary Restraining Order If Necessary in the Franklin County Court of Common Pleas. See Exhibit A. On April 16, the trial court issued a temporary restraining order, holding that H.B. 68 likely violated the Ohio Constitution’s Single-Subject Rule and that Appellants would be irreparably harmed if the Government were permitted to enforce the law during the pendency of the proceedings. See Exhibit B (TRO Entry at 11</w:t>
-      </w:r>
-      <w:r>
-        <w:noBreakHyphen/>
-      </w:r>
-      <w:r>
-        <w:t xml:space="preserve">13). By order issued on April 30, 2024, the trial court extended the TRO through May 20, 2024. See Exhibit C. It extended the TRO again on May 3, 2024, through the conclusion of the scheduled preliminary injunction hearing and trial. See Exhibit D.</w:t>
+        <w:t xml:space="preserve">filed a Complaint and Motion for Preliminary Injunction Preceded by Temporary Restraining Order If Necessary in the Franklin County Court of Common Pleas. See Exhibit A. On April 16, the trial court issued a temporary restraining order, holding that H.B. 68 likely violated the Ohio Constitution’s Single-Subject Rule and that Appellants would be irreparably harmed if the Government were permitted to enforce the law during the pendency of the proceedings. See Exhibit B (TRO Entry at 11-⁠13). By order issued on April 30, 2024, the trial court extended the TRO through May 20, 2024. See Exhibit C. It extended the TRO again on May 3, 2024, through the conclusion of the scheduled preliminary injunction hearing and trial. See Exhibit D.</w:t>
       </w:r>
     </w:p>
     <w:p>
@@ -944,13 +934,7 @@
         <w:pStyle w:val="BodyTextNote"/>
       </w:pPr>
       <w:r>
-        <w:t xml:space="preserve">On July 15</w:t>
-      </w:r>
-      <w:r>
-        <w:noBreakHyphen/>
-      </w:r>
-      <w:r>
-        <w:t xml:space="preserve">19, 2024, the trial court held a combined hearing on Appellants’ preliminary injunction motion and full trial on the merits. On August 6, 2024, the trial court issued an opinion and final judgment on the merits, denying all of Appellants’ claims.</w:t>
+        <w:t xml:space="preserve">On July 15-⁠19, 2024, the trial court held a combined hearing on Appellants’ preliminary injunction motion and full trial on the merits. On August 6, 2024, the trial court issued an opinion and final judgment on the merits, denying all of Appellants’ claims.</w:t>
       </w:r>
       <w:r>
         <w:rPr>
@@ -1310,13 +1294,7 @@
         <w:pStyle w:val="BodyText"/>
       </w:pPr>
       <w:r>
-        <w:t xml:space="preserve">As the trial court noted, H.B. 68’s title “references two subjects: Saving Ohio Adolescents from Experimentation and Saving Women’s Sports,” see Ex. B at 11</w:t>
-      </w:r>
-      <w:r>
-        <w:noBreakHyphen/>
-      </w:r>
-      <w:r>
-        <w:t xml:space="preserve">12:</w:t>
+        <w:t xml:space="preserve">As the trial court noted, H.B. 68’s title “references two subjects: Saving Ohio Adolescents from Experimentation and Saving Women’s Sports,” see Ex. B at 11-⁠12:</w:t>
       </w:r>
     </w:p>
     <w:p>
@@ -1803,19 +1781,7 @@
         <w:pStyle w:val="BodyText"/>
       </w:pPr>
       <w:r>
-        <w:t xml:space="preserve">Appellant Grace Goe is a twelve-year-old girl living in a suburb of Columbus, Ohio with her parents, Appellants Gina and Garrett Goe, and her three older siblings. See Exhibit F (7.15.24 Trial Tr.) 18:8</w:t>
-      </w:r>
-      <w:r>
-        <w:noBreakHyphen/>
-      </w:r>
-      <w:r>
-        <w:t xml:space="preserve">20, 19:9</w:t>
-      </w:r>
-      <w:r>
-        <w:noBreakHyphen/>
-      </w:r>
-      <w:r>
-        <w:t xml:space="preserve">14. Grace is a “delightful, wonderful person. She is warm. She’s friendly. She’s kind.”</w:t>
+        <w:t xml:space="preserve">Appellant Grace Goe is a twelve-year-old girl living in a suburb of Columbus, Ohio with her parents, Appellants Gina and Garrett Goe, and her three older siblings. See Exhibit F (7.15.24 Trial Tr.) 18:8-⁠20, 19:9-⁠14. Grace is a “delightful, wonderful person. She is warm. She’s friendly. She’s kind.”</w:t>
       </w:r>
       <w:r>
         <w:t xml:space="preserve"> </w:t>
@@ -1831,13 +1797,7 @@
         <w:t xml:space="preserve"> </w:t>
       </w:r>
       <w:r>
-        <w:t xml:space="preserve">at 19:16</w:t>
-      </w:r>
-      <w:r>
-        <w:noBreakHyphen/>
-      </w:r>
-      <w:r>
-        <w:t xml:space="preserve">22. Grace is transgender: her sex assigned at birth was male, but she has long expressed that she is a girl.</w:t>
+        <w:t xml:space="preserve">at 19:16-⁠22. Grace is transgender: her sex assigned at birth was male, but she has long expressed that she is a girl.</w:t>
       </w:r>
       <w:r>
         <w:t xml:space="preserve"> </w:t>
@@ -1853,19 +1813,7 @@
         <w:t xml:space="preserve"> </w:t>
       </w:r>
       <w:r>
-        <w:t xml:space="preserve">at 21:23</w:t>
-      </w:r>
-      <w:r>
-        <w:noBreakHyphen/>
-      </w:r>
-      <w:r>
-        <w:t xml:space="preserve">22:18, 25:21</w:t>
-      </w:r>
-      <w:r>
-        <w:noBreakHyphen/>
-      </w:r>
-      <w:r>
-        <w:t xml:space="preserve">27:1. Before she was allowed to live as a girl, Grace would ask God to make her a girl; eventually, Grace started asking whether God would make her a girl if she died.</w:t>
+        <w:t xml:space="preserve">at 21:23-⁠22:18, 25:21-⁠27:1. Before she was allowed to live as a girl, Grace would ask God to make her a girl; eventually, Grace started asking whether God would make her a girl if she died.</w:t>
       </w:r>
       <w:r>
         <w:t xml:space="preserve"> </w:t>
@@ -1881,13 +1829,7 @@
         <w:t xml:space="preserve"> </w:t>
       </w:r>
       <w:r>
-        <w:t xml:space="preserve">at 27:11</w:t>
-      </w:r>
-      <w:r>
-        <w:noBreakHyphen/>
-      </w:r>
-      <w:r>
-        <w:t xml:space="preserve">23. She was “desperate” and “in distress.”</w:t>
+        <w:t xml:space="preserve">at 27:11-⁠23. She was “desperate” and “in distress.”</w:t>
       </w:r>
       <w:r>
         <w:t xml:space="preserve"> </w:t>
@@ -1903,13 +1845,7 @@
         <w:t xml:space="preserve"> </w:t>
       </w:r>
       <w:r>
-        <w:t xml:space="preserve">at 45:2</w:t>
-      </w:r>
-      <w:r>
-        <w:noBreakHyphen/>
-      </w:r>
-      <w:r>
-        <w:t xml:space="preserve">6. After prayer, spiritual counsel, their own research, consultation with their pediatrician, and a referral to a psychiatrist at Nationwide Children’s Hospital, Gina and Garrett allowed Grace to live as a girl, beginning in first grade.</w:t>
+        <w:t xml:space="preserve">at 45:2-⁠6. After prayer, spiritual counsel, their own research, consultation with their pediatrician, and a referral to a psychiatrist at Nationwide Children’s Hospital, Gina and Garrett allowed Grace to live as a girl, beginning in first grade.</w:t>
       </w:r>
       <w:r>
         <w:t xml:space="preserve"> </w:t>
@@ -1925,25 +1861,7 @@
         <w:t xml:space="preserve"> </w:t>
       </w:r>
       <w:r>
-        <w:t xml:space="preserve">at 29:1</w:t>
-      </w:r>
-      <w:r>
-        <w:noBreakHyphen/>
-      </w:r>
-      <w:r>
-        <w:t xml:space="preserve">32:2, 31:22</w:t>
-      </w:r>
-      <w:r>
-        <w:noBreakHyphen/>
-      </w:r>
-      <w:r>
-        <w:t xml:space="preserve">33:17, 37:4</w:t>
-      </w:r>
-      <w:r>
-        <w:noBreakHyphen/>
-      </w:r>
-      <w:r>
-        <w:t xml:space="preserve">18. Once she started living as a girl “[h]er distress ceased and melted away almost instantaneously.”</w:t>
+        <w:t xml:space="preserve">at 29:1-⁠32:2, 31:22-⁠33:17, 37:4-⁠18. Once she started living as a girl “[h]er distress ceased and melted away almost instantaneously.”</w:t>
       </w:r>
       <w:r>
         <w:t xml:space="preserve"> </w:t>
@@ -1959,25 +1877,7 @@
         <w:t xml:space="preserve"> </w:t>
       </w:r>
       <w:r>
-        <w:t xml:space="preserve">at 37:1</w:t>
-      </w:r>
-      <w:r>
-        <w:noBreakHyphen/>
-      </w:r>
-      <w:r>
-        <w:t xml:space="preserve">39:2, 39:10</w:t>
-      </w:r>
-      <w:r>
-        <w:noBreakHyphen/>
-      </w:r>
-      <w:r>
-        <w:t xml:space="preserve">14, 45:7</w:t>
-      </w:r>
-      <w:r>
-        <w:noBreakHyphen/>
-      </w:r>
-      <w:r>
-        <w:t xml:space="preserve">22. Right now, Grace is a “thriving, happy, healthy person.”</w:t>
+        <w:t xml:space="preserve">at 37:1-⁠39:2, 39:10-⁠14, 45:7-⁠22. Right now, Grace is a “thriving, happy, healthy person.”</w:t>
       </w:r>
       <w:r>
         <w:t xml:space="preserve"> </w:t>
@@ -1993,13 +1893,7 @@
         <w:t xml:space="preserve"> </w:t>
       </w:r>
       <w:r>
-        <w:t xml:space="preserve">at 44:23</w:t>
-      </w:r>
-      <w:r>
-        <w:noBreakHyphen/>
-      </w:r>
-      <w:r>
-        <w:t xml:space="preserve">45:1. Grace is now going into seventh grade.</w:t>
+        <w:t xml:space="preserve">at 44:23-⁠45:1. Grace is now going into seventh grade.</w:t>
       </w:r>
       <w:r>
         <w:t xml:space="preserve"> </w:t>
@@ -2015,13 +1909,7 @@
         <w:t xml:space="preserve"> </w:t>
       </w:r>
       <w:r>
-        <w:t xml:space="preserve">at 19:25</w:t>
-      </w:r>
-      <w:r>
-        <w:noBreakHyphen/>
-      </w:r>
-      <w:r>
-        <w:t xml:space="preserve">20:3. Most of Grace’s friends do not know she is transgender, nor do the majority of people at school or who meet her, and “that’s the way she wants to keep it.”</w:t>
+        <w:t xml:space="preserve">at 19:25-⁠20:3. Most of Grace’s friends do not know she is transgender, nor do the majority of people at school or who meet her, and “that’s the way she wants to keep it.”</w:t>
       </w:r>
       <w:r>
         <w:t xml:space="preserve"> </w:t>
@@ -2037,13 +1925,7 @@
         <w:t xml:space="preserve"> </w:t>
       </w:r>
       <w:r>
-        <w:t xml:space="preserve">at 45:23</w:t>
-      </w:r>
-      <w:r>
-        <w:noBreakHyphen/>
-      </w:r>
-      <w:r>
-        <w:t xml:space="preserve">46:20.</w:t>
+        <w:t xml:space="preserve">at 45:23-⁠46:20.</w:t>
       </w:r>
     </w:p>
     <w:p>
@@ -2067,25 +1949,7 @@
         <w:t xml:space="preserve"> </w:t>
       </w:r>
       <w:r>
-        <w:t xml:space="preserve">at 34:23</w:t>
-      </w:r>
-      <w:r>
-        <w:noBreakHyphen/>
-      </w:r>
-      <w:r>
-        <w:t xml:space="preserve">35:8, 45:2</w:t>
-      </w:r>
-      <w:r>
-        <w:noBreakHyphen/>
-      </w:r>
-      <w:r>
-        <w:t xml:space="preserve">6, 50:11</w:t>
-      </w:r>
-      <w:r>
-        <w:noBreakHyphen/>
-      </w:r>
-      <w:r>
-        <w:t xml:space="preserve">51:25. When puberty begins, Grace will start puberty blockers to temporarily pause puberty.</w:t>
+        <w:t xml:space="preserve">at 34:23-⁠35:8, 45:2-⁠6, 50:11-⁠51:25. When puberty begins, Grace will start puberty blockers to temporarily pause puberty.</w:t>
       </w:r>
       <w:r>
         <w:t xml:space="preserve"> </w:t>
@@ -2101,13 +1965,7 @@
         <w:t xml:space="preserve"> </w:t>
       </w:r>
       <w:r>
-        <w:t xml:space="preserve">at 52:1</w:t>
-      </w:r>
-      <w:r>
-        <w:noBreakHyphen/>
-      </w:r>
-      <w:r>
-        <w:t xml:space="preserve">18. Being forced to undergo male puberty “would be devastating…would harm her life in every way…would harm her mentally, emotionally, spiritually, and relationally…”</w:t>
+        <w:t xml:space="preserve">at 52:1-⁠18. Being forced to undergo male puberty “would be devastating…would harm her life in every way…would harm her mentally, emotionally, spiritually, and relationally…”</w:t>
       </w:r>
       <w:r>
         <w:t xml:space="preserve"> </w:t>
@@ -2123,13 +1981,7 @@
         <w:t xml:space="preserve"> </w:t>
       </w:r>
       <w:r>
-        <w:t xml:space="preserve">at 48:20</w:t>
-      </w:r>
-      <w:r>
-        <w:noBreakHyphen/>
-      </w:r>
-      <w:r>
-        <w:t xml:space="preserve">49:2;</w:t>
+        <w:t xml:space="preserve">at 48:20-⁠49:2;</w:t>
       </w:r>
       <w:r>
         <w:t xml:space="preserve"> </w:t>
@@ -2145,13 +1997,7 @@
         <w:t xml:space="preserve"> </w:t>
       </w:r>
       <w:r>
-        <w:t xml:space="preserve">55:4</w:t>
-      </w:r>
-      <w:r>
-        <w:noBreakHyphen/>
-      </w:r>
-      <w:r>
-        <w:t xml:space="preserve">13. Grace “would be crushed. She would not feel able to live in this world authentically and freely to be herself. She would not want to leave the house, ever.”</w:t>
+        <w:t xml:space="preserve">55:4-⁠13. Grace “would be crushed. She would not feel able to live in this world authentically and freely to be herself. She would not want to leave the house, ever.”</w:t>
       </w:r>
       <w:r>
         <w:t xml:space="preserve"> </w:t>
@@ -2167,13 +2013,7 @@
         <w:t xml:space="preserve"> </w:t>
       </w:r>
       <w:r>
-        <w:t xml:space="preserve">at 47:6</w:t>
-      </w:r>
-      <w:r>
-        <w:noBreakHyphen/>
-      </w:r>
-      <w:r>
-        <w:t xml:space="preserve">48:12. When Grace’s parents told her about H.B. 68, “she wept.”</w:t>
+        <w:t xml:space="preserve">at 47:6-⁠48:12. When Grace’s parents told her about H.B. 68, “she wept.”</w:t>
       </w:r>
       <w:r>
         <w:t xml:space="preserve"> </w:t>
@@ -2189,13 +2029,7 @@
         <w:t xml:space="preserve"> </w:t>
       </w:r>
       <w:r>
-        <w:t xml:space="preserve">at 58:19</w:t>
-      </w:r>
-      <w:r>
-        <w:noBreakHyphen/>
-      </w:r>
-      <w:r>
-        <w:t xml:space="preserve">59:5.</w:t>
+        <w:t xml:space="preserve">at 58:19-⁠59:5.</w:t>
       </w:r>
     </w:p>
     <w:p>
@@ -2219,13 +2053,7 @@
         <w:t xml:space="preserve"> </w:t>
       </w:r>
       <w:r>
-        <w:t xml:space="preserve">at 61:4</w:t>
-      </w:r>
-      <w:r>
-        <w:noBreakHyphen/>
-      </w:r>
-      <w:r>
-        <w:t xml:space="preserve">11. But they want to receive care in Ohio: “This is where we live. This is our community. These are the doctors that we know and trust…”</w:t>
+        <w:t xml:space="preserve">at 61:4-⁠11. But they want to receive care in Ohio: “This is where we live. This is our community. These are the doctors that we know and trust…”</w:t>
       </w:r>
       <w:r>
         <w:t xml:space="preserve"> </w:t>
@@ -2241,13 +2069,7 @@
         <w:t xml:space="preserve"> </w:t>
       </w:r>
       <w:r>
-        <w:t xml:space="preserve">at 61:12</w:t>
-      </w:r>
-      <w:r>
-        <w:noBreakHyphen/>
-      </w:r>
-      <w:r>
-        <w:t xml:space="preserve">20. Being forced to travel out of state would be a financial and logistical burden, so much so that they have discussed moving out of state, but Garrett’s job is not transferable.</w:t>
+        <w:t xml:space="preserve">at 61:12-⁠20. Being forced to travel out of state would be a financial and logistical burden, so much so that they have discussed moving out of state, but Garrett’s job is not transferable.</w:t>
       </w:r>
       <w:r>
         <w:t xml:space="preserve"> </w:t>
@@ -2263,13 +2085,7 @@
         <w:t xml:space="preserve"> </w:t>
       </w:r>
       <w:r>
-        <w:t xml:space="preserve">at 61:21</w:t>
-      </w:r>
-      <w:r>
-        <w:noBreakHyphen/>
-      </w:r>
-      <w:r>
-        <w:t xml:space="preserve">63:1. Instead, Gina and Grace may move to California to live with Gina’s sister, leaving Garrett and Grace’s three brothers behind in Ohio.</w:t>
+        <w:t xml:space="preserve">at 61:21-⁠63:1. Instead, Gina and Grace may move to California to live with Gina’s sister, leaving Garrett and Grace’s three brothers behind in Ohio.</w:t>
       </w:r>
       <w:r>
         <w:t xml:space="preserve"> </w:t>
@@ -2285,13 +2101,7 @@
         <w:t xml:space="preserve"> </w:t>
       </w:r>
       <w:r>
-        <w:t xml:space="preserve">at 63:2</w:t>
-      </w:r>
-      <w:r>
-        <w:noBreakHyphen/>
-      </w:r>
-      <w:r>
-        <w:t xml:space="preserve">15.</w:t>
+        <w:t xml:space="preserve">at 63:2-⁠15.</w:t>
       </w:r>
     </w:p>
     <w:p>
@@ -2385,13 +2195,7 @@
         <w:pStyle w:val="BodyText"/>
       </w:pPr>
       <w:r>
-        <w:t xml:space="preserve">The Moes are longtime residents of Cincinnati, with Madeline and her older sister having lived there for their whole lives. Exhibit G (7.16.24 Trial Tr.) 234:21</w:t>
-      </w:r>
-      <w:r>
-        <w:noBreakHyphen/>
-      </w:r>
-      <w:r>
-        <w:t xml:space="preserve">235:13. Madeline is transgender,</w:t>
+        <w:t xml:space="preserve">The Moes are longtime residents of Cincinnati, with Madeline and her older sister having lived there for their whole lives. Exhibit G (7.16.24 Trial Tr.) 234:21-⁠235:13. Madeline is transgender,</w:t>
       </w:r>
       <w:r>
         <w:t xml:space="preserve"> </w:t>
@@ -2407,25 +2211,7 @@
         <w:t xml:space="preserve"> </w:t>
       </w:r>
       <w:r>
-        <w:t xml:space="preserve">at 238:7</w:t>
-      </w:r>
-      <w:r>
-        <w:noBreakHyphen/>
-      </w:r>
-      <w:r>
-        <w:t xml:space="preserve">9, 240:4</w:t>
-      </w:r>
-      <w:r>
-        <w:noBreakHyphen/>
-      </w:r>
-      <w:r>
-        <w:t xml:space="preserve">5. As early as age 3</w:t>
-      </w:r>
-      <w:r>
-        <w:noBreakHyphen/>
-      </w:r>
-      <w:r>
-        <w:t xml:space="preserve">4, though her parents would dress her as a boy for pre-school, “she would take those boy clothes off when she got home and she would put on girl clothes.”</w:t>
+        <w:t xml:space="preserve">at 238:7-⁠9, 240:4-⁠5. As early as age 3-⁠4, though her parents would dress her as a boy for pre-school, “she would take those boy clothes off when she got home and she would put on girl clothes.”</w:t>
       </w:r>
       <w:r>
         <w:t xml:space="preserve"> </w:t>
@@ -2441,19 +2227,7 @@
         <w:t xml:space="preserve"> </w:t>
       </w:r>
       <w:r>
-        <w:t xml:space="preserve">at 241:20</w:t>
-      </w:r>
-      <w:r>
-        <w:noBreakHyphen/>
-      </w:r>
-      <w:r>
-        <w:t xml:space="preserve">24, 241:15</w:t>
-      </w:r>
-      <w:r>
-        <w:noBreakHyphen/>
-      </w:r>
-      <w:r>
-        <w:t xml:space="preserve">19. By first grade, she was refusing to get out of the car for school several times a week, “because she was not comfortable with how she was being presented to school.”</w:t>
+        <w:t xml:space="preserve">at 241:20-⁠24, 241:15-⁠19. By first grade, she was refusing to get out of the car for school several times a week, “because she was not comfortable with how she was being presented to school.”</w:t>
       </w:r>
       <w:r>
         <w:t xml:space="preserve"> </w:t>
@@ -2469,13 +2243,7 @@
         <w:t xml:space="preserve"> </w:t>
       </w:r>
       <w:r>
-        <w:t xml:space="preserve">at 247:24</w:t>
-      </w:r>
-      <w:r>
-        <w:noBreakHyphen/>
-      </w:r>
-      <w:r>
-        <w:t xml:space="preserve">248:8. In the year prior to her social transition, Madeline was frequently “saying things like, ‘Why did God make me like this? Why can’t I just die and come back into a girl’s body or come back in another body? I wish I could die and be reborn.’”</w:t>
+        <w:t xml:space="preserve">at 247:24-⁠248:8. In the year prior to her social transition, Madeline was frequently “saying things like, ‘Why did God make me like this? Why can’t I just die and come back into a girl’s body or come back in another body? I wish I could die and be reborn.’”</w:t>
       </w:r>
       <w:r>
         <w:t xml:space="preserve"> </w:t>
@@ -2491,13 +2259,7 @@
         <w:t xml:space="preserve"> </w:t>
       </w:r>
       <w:r>
-        <w:t xml:space="preserve">at 248:11</w:t>
-      </w:r>
-      <w:r>
-        <w:noBreakHyphen/>
-      </w:r>
-      <w:r>
-        <w:t xml:space="preserve">16. One day, she “grabbed a knife out of the drawer and tried to cut herself in the wrist,” until her parents managed to get the knife away from her.</w:t>
+        <w:t xml:space="preserve">at 248:11-⁠16. One day, she “grabbed a knife out of the drawer and tried to cut herself in the wrist,” until her parents managed to get the knife away from her.</w:t>
       </w:r>
       <w:r>
         <w:t xml:space="preserve"> </w:t>
@@ -2513,13 +2275,7 @@
         <w:t xml:space="preserve"> </w:t>
       </w:r>
       <w:r>
-        <w:t xml:space="preserve">at 250:20</w:t>
-      </w:r>
-      <w:r>
-        <w:noBreakHyphen/>
-      </w:r>
-      <w:r>
-        <w:t xml:space="preserve">251:14. She was diagnosed with gender dysphoria around first grade, and ultimately her parents allowed her “to transition into a girl.”</w:t>
+        <w:t xml:space="preserve">at 250:20-⁠251:14. She was diagnosed with gender dysphoria around first grade, and ultimately her parents allowed her “to transition into a girl.”</w:t>
       </w:r>
       <w:r>
         <w:t xml:space="preserve"> </w:t>
@@ -2535,13 +2291,7 @@
         <w:t xml:space="preserve"> </w:t>
       </w:r>
       <w:r>
-        <w:t xml:space="preserve">at 254:23</w:t>
-      </w:r>
-      <w:r>
-        <w:noBreakHyphen/>
-      </w:r>
-      <w:r>
-        <w:t xml:space="preserve">256:12. Once Madeline was able to live as a girl, “[i]t was beautiful. … She had gone from a child that had been very distressed and very upset to now being able to express herself as she wanted to be.”</w:t>
+        <w:t xml:space="preserve">at 254:23-⁠256:12. Once Madeline was able to live as a girl, “[i]t was beautiful. … She had gone from a child that had been very distressed and very upset to now being able to express herself as she wanted to be.”</w:t>
       </w:r>
       <w:r>
         <w:t xml:space="preserve"> </w:t>
@@ -2557,19 +2307,7 @@
         <w:t xml:space="preserve"> </w:t>
       </w:r>
       <w:r>
-        <w:t xml:space="preserve">at 258:14</w:t>
-      </w:r>
-      <w:r>
-        <w:noBreakHyphen/>
-      </w:r>
-      <w:r>
-        <w:t xml:space="preserve">23, 253:22</w:t>
-      </w:r>
-      <w:r>
-        <w:noBreakHyphen/>
-      </w:r>
-      <w:r>
-        <w:t xml:space="preserve">254:15. She began to consistently use her feminine name and feminine pronouns, and ultimately changed her legal name, as well as the gender markers on her birth certificate, passports, school records, and medical records.</w:t>
+        <w:t xml:space="preserve">at 258:14-⁠23, 253:22-⁠254:15. She began to consistently use her feminine name and feminine pronouns, and ultimately changed her legal name, as well as the gender markers on her birth certificate, passports, school records, and medical records.</w:t>
       </w:r>
       <w:r>
         <w:t xml:space="preserve"> </w:t>
@@ -2585,19 +2323,7 @@
         <w:t xml:space="preserve"> </w:t>
       </w:r>
       <w:r>
-        <w:t xml:space="preserve">at 256:10</w:t>
-      </w:r>
-      <w:r>
-        <w:noBreakHyphen/>
-      </w:r>
-      <w:r>
-        <w:t xml:space="preserve">257:18, 264:22</w:t>
-      </w:r>
-      <w:r>
-        <w:noBreakHyphen/>
-      </w:r>
-      <w:r>
-        <w:t xml:space="preserve">265:3.</w:t>
+        <w:t xml:space="preserve">at 256:10-⁠257:18, 264:22-⁠265:3.</w:t>
       </w:r>
     </w:p>
     <w:p>
@@ -2621,13 +2347,7 @@
         <w:t xml:space="preserve"> </w:t>
       </w:r>
       <w:r>
-        <w:t xml:space="preserve">at 266:5</w:t>
-      </w:r>
-      <w:r>
-        <w:noBreakHyphen/>
-      </w:r>
-      <w:r>
-        <w:t xml:space="preserve">7. “She does not want to have facial hair, an Adam’s apple, chest hair, big arms, big feet, big muscles. She wants to develop into a woman.”</w:t>
+        <w:t xml:space="preserve">at 266:5-⁠7. “She does not want to have facial hair, an Adam’s apple, chest hair, big arms, big feet, big muscles. She wants to develop into a woman.”</w:t>
       </w:r>
       <w:r>
         <w:t xml:space="preserve"> </w:t>
@@ -2643,13 +2363,7 @@
         <w:t xml:space="preserve"> </w:t>
       </w:r>
       <w:r>
-        <w:t xml:space="preserve">at 266:17</w:t>
-      </w:r>
-      <w:r>
-        <w:noBreakHyphen/>
-      </w:r>
-      <w:r>
-        <w:t xml:space="preserve">21. The choice was “logical” to her and her parents, as to do otherwise “would cause her to have anxiety, depression, suicidal tendencies.”</w:t>
+        <w:t xml:space="preserve">at 266:17-⁠21. The choice was “logical” to her and her parents, as to do otherwise “would cause her to have anxiety, depression, suicidal tendencies.”</w:t>
       </w:r>
       <w:r>
         <w:t xml:space="preserve"> </w:t>
@@ -2665,13 +2379,7 @@
         <w:t xml:space="preserve"> </w:t>
       </w:r>
       <w:r>
-        <w:t xml:space="preserve">at 267:5</w:t>
-      </w:r>
-      <w:r>
-        <w:noBreakHyphen/>
-      </w:r>
-      <w:r>
-        <w:t xml:space="preserve">12. She was informed of potential side effects but has experienced none.</w:t>
+        <w:t xml:space="preserve">at 267:5-⁠12. She was informed of potential side effects but has experienced none.</w:t>
       </w:r>
       <w:r>
         <w:t xml:space="preserve"> </w:t>
@@ -2687,13 +2395,7 @@
         <w:t xml:space="preserve"> </w:t>
       </w:r>
       <w:r>
-        <w:t xml:space="preserve">at 267:15</w:t>
-      </w:r>
-      <w:r>
-        <w:noBreakHyphen/>
-      </w:r>
-      <w:r>
-        <w:t xml:space="preserve">268:3. She will need a new implant around February of 2025.</w:t>
+        <w:t xml:space="preserve">at 267:15-⁠268:3. She will need a new implant around February of 2025.</w:t>
       </w:r>
       <w:r>
         <w:t xml:space="preserve"> </w:t>
@@ -2709,13 +2411,7 @@
         <w:t xml:space="preserve"> </w:t>
       </w:r>
       <w:r>
-        <w:t xml:space="preserve">at 268:7</w:t>
-      </w:r>
-      <w:r>
-        <w:noBreakHyphen/>
-      </w:r>
-      <w:r>
-        <w:t xml:space="preserve">269:3. Madeline and her parents have also considered hormone therapy, for which she would be eligible “around age 13 or 14.”</w:t>
+        <w:t xml:space="preserve">at 268:7-⁠269:3. Madeline and her parents have also considered hormone therapy, for which she would be eligible “around age 13 or 14.”</w:t>
       </w:r>
       <w:r>
         <w:t xml:space="preserve"> </w:t>
@@ -2731,13 +2427,7 @@
         <w:t xml:space="preserve"> </w:t>
       </w:r>
       <w:r>
-        <w:t xml:space="preserve">at 269:4</w:t>
-      </w:r>
-      <w:r>
-        <w:noBreakHyphen/>
-      </w:r>
-      <w:r>
-        <w:t xml:space="preserve">18.</w:t>
+        <w:t xml:space="preserve">at 269:4-⁠18.</w:t>
       </w:r>
     </w:p>
     <w:p>
@@ -2761,19 +2451,7 @@
         <w:t xml:space="preserve"> </w:t>
       </w:r>
       <w:r>
-        <w:t xml:space="preserve">at 270:13</w:t>
-      </w:r>
-      <w:r>
-        <w:noBreakHyphen/>
-      </w:r>
-      <w:r>
-        <w:t xml:space="preserve">270:1; 272:4</w:t>
-      </w:r>
-      <w:r>
-        <w:noBreakHyphen/>
-      </w:r>
-      <w:r>
-        <w:t xml:space="preserve">6 (“her reaction was same as ours, anger, frustration, being upset that the government was not allowing to live her life.”). Absent hormone therapy, “it would be devastatingly bad. … To pause or interrupt her development would be devastating to her.”</w:t>
+        <w:t xml:space="preserve">at 270:13-⁠270:1; 272:4-⁠6 (“her reaction was same as ours, anger, frustration, being upset that the government was not allowing to live her life.”). Absent hormone therapy, “it would be devastatingly bad. … To pause or interrupt her development would be devastating to her.”</w:t>
       </w:r>
       <w:r>
         <w:t xml:space="preserve"> </w:t>
@@ -2789,13 +2467,7 @@
         <w:t xml:space="preserve"> </w:t>
       </w:r>
       <w:r>
-        <w:t xml:space="preserve">at 271:9</w:t>
-      </w:r>
-      <w:r>
-        <w:noBreakHyphen/>
-      </w:r>
-      <w:r>
-        <w:t xml:space="preserve">15. The Moes have made plans to secure Madeline’s health care outside of Ohio—in Chicago—and she is currently on an 18-month waiting list. Were H.B. 68 to go into effect, after 18 months the Moes could get this care, but they would be forced to make expensive and difficult trips back and forth. Alternatively, they “don’t want to move out of Ohio, but we will if we have to.”</w:t>
+        <w:t xml:space="preserve">at 271:9-⁠15. The Moes have made plans to secure Madeline’s health care outside of Ohio—in Chicago—and she is currently on an 18-month waiting list. Were H.B. 68 to go into effect, after 18 months the Moes could get this care, but they would be forced to make expensive and difficult trips back and forth. Alternatively, they “don’t want to move out of Ohio, but we will if we have to.”</w:t>
       </w:r>
       <w:r>
         <w:t xml:space="preserve"> </w:t>
@@ -2811,19 +2483,7 @@
         <w:t xml:space="preserve"> </w:t>
       </w:r>
       <w:r>
-        <w:t xml:space="preserve">at 273:11</w:t>
-      </w:r>
-      <w:r>
-        <w:noBreakHyphen/>
-      </w:r>
-      <w:r>
-        <w:t xml:space="preserve">15, 273:16</w:t>
-      </w:r>
-      <w:r>
-        <w:noBreakHyphen/>
-      </w:r>
-      <w:r>
-        <w:t xml:space="preserve">274:3 (“[I]f we have to do this trip to Chicago or wherever, every two to three months, if the burden becomes too much, then we will have to. We’ll be forced to.”).</w:t>
+        <w:t xml:space="preserve">at 273:11-⁠15, 273:16-⁠274:3 (“[I]f we have to do this trip to Chicago or wherever, every two to three months, if the burden becomes too much, then we will have to. We’ll be forced to.”).</w:t>
       </w:r>
     </w:p>
     <w:p>
@@ -2860,13 +2520,7 @@
         <w:t xml:space="preserve">Oxford Oil Co. v. West</w:t>
       </w:r>
       <w:r>
-        <w:t xml:space="preserve">, 2016-Ohio</w:t>
-      </w:r>
-      <w:r>
-        <w:noBreakHyphen/>
-      </w:r>
-      <w:r>
-        <w:t xml:space="preserve">5684, ¶ 32 (7th Dist.);</w:t>
+        <w:t xml:space="preserve">, 2016-Ohio-⁠5684, ¶ 32 (7th Dist.);</w:t>
       </w:r>
       <w:r>
         <w:t xml:space="preserve"> </w:t>
@@ -2945,13 +2599,7 @@
         <w:t xml:space="preserve">Watson v. Caldwell Hotel, LLC</w:t>
       </w:r>
       <w:r>
-        <w:t xml:space="preserve">, 2017-Ohio</w:t>
-      </w:r>
-      <w:r>
-        <w:noBreakHyphen/>
-      </w:r>
-      <w:r>
-        <w:t xml:space="preserve">4007, ¶ 35 (7th Dist.);</w:t>
+        <w:t xml:space="preserve">, 2017-Ohio-⁠4007, ¶ 35 (7th Dist.);</w:t>
       </w:r>
       <w:r>
         <w:t xml:space="preserve"> </w:t>
@@ -3022,13 +2670,7 @@
         <w:t xml:space="preserve">AIDS Taskforce of Greater Cleveland v. Ohio Dep’t of Health</w:t>
       </w:r>
       <w:r>
-        <w:t xml:space="preserve">, 2018-Ohio</w:t>
-      </w:r>
-      <w:r>
-        <w:noBreakHyphen/>
-      </w:r>
-      <w:r>
-        <w:t xml:space="preserve">2727, ¶ 23 (8th Dist.).</w:t>
+        <w:t xml:space="preserve">, 2018-Ohio-⁠2727, ¶ 23 (8th Dist.).</w:t>
       </w:r>
     </w:p>
     <w:p>
@@ -3191,13 +2833,7 @@
         <w:t xml:space="preserve">Dunkelman v. Cincinnati Bengals, Inc.</w:t>
       </w:r>
       <w:r>
-        <w:t xml:space="preserve">, 2004-Ohio</w:t>
-      </w:r>
-      <w:r>
-        <w:noBreakHyphen/>
-      </w:r>
-      <w:r>
-        <w:t xml:space="preserve">6425, ¶ 45 (1st Dist.). The “status quo” refers to the “last, uncontested status that preceded the litigation.”</w:t>
+        <w:t xml:space="preserve">, 2004-Ohio-⁠6425, ¶ 45 (1st Dist.). The “status quo” refers to the “last, uncontested status that preceded the litigation.”</w:t>
       </w:r>
       <w:r>
         <w:t xml:space="preserve"> </w:t>
@@ -3210,13 +2846,7 @@
         <w:t xml:space="preserve">State ex rel. Kilgore v. Cincinnati</w:t>
       </w:r>
       <w:r>
-        <w:t xml:space="preserve">, 2012-Ohio</w:t>
-      </w:r>
-      <w:r>
-        <w:noBreakHyphen/>
-      </w:r>
-      <w:r>
-        <w:t xml:space="preserve">4406, ¶ 21 (1st Dist.). In cases challenging statutes, Ohio courts have recognized that the status quo is “that which precedes the enforcement of a challenged law.”</w:t>
+        <w:t xml:space="preserve">, 2012-Ohio-⁠4406, ¶ 21 (1st Dist.). In cases challenging statutes, Ohio courts have recognized that the status quo is “that which precedes the enforcement of a challenged law.”</w:t>
       </w:r>
       <w:r>
         <w:t xml:space="preserve"> </w:t>
@@ -3229,13 +2859,7 @@
         <w:t xml:space="preserve">Preterm-Cleveland v. Yost</w:t>
       </w:r>
       <w:r>
-        <w:t xml:space="preserve">, 2022-Ohio</w:t>
-      </w:r>
-      <w:r>
-        <w:noBreakHyphen/>
-      </w:r>
-      <w:r>
-        <w:t xml:space="preserve">4540, ¶ 23 (1st Dist.).</w:t>
+        <w:t xml:space="preserve">, 2022-Ohio-⁠4540, ¶ 23 (1st Dist.).</w:t>
       </w:r>
     </w:p>
     <w:p>
@@ -3288,13 +2912,7 @@
         <w:t xml:space="preserve">See e.g. Watson</w:t>
       </w:r>
       <w:r>
-        <w:t xml:space="preserve">, 2017-Ohio</w:t>
-      </w:r>
-      <w:r>
-        <w:noBreakHyphen/>
-      </w:r>
-      <w:r>
-        <w:t xml:space="preserve">4007 at ¶ 35.</w:t>
+        <w:t xml:space="preserve">, 2017-Ohio-⁠4007 at ¶ 35.</w:t>
       </w:r>
     </w:p>
     <w:p>
@@ -3443,13 +3061,7 @@
         <w:t xml:space="preserve">Magda v. Ohio Elections Comm’n</w:t>
       </w:r>
       <w:r>
-        <w:t xml:space="preserve">, 2016-Ohio</w:t>
-      </w:r>
-      <w:r>
-        <w:noBreakHyphen/>
-      </w:r>
-      <w:r>
-        <w:t xml:space="preserve">5043, ¶ 38 (10th Dist.) (citing</w:t>
+        <w:t xml:space="preserve">, 2016-Ohio-⁠5043, ¶ 38 (10th Dist.) (citing</w:t>
       </w:r>
       <w:r>
         <w:t xml:space="preserve"> </w:t>
@@ -3475,13 +3087,7 @@
         <w:t xml:space="preserve">see infra</w:t>
       </w:r>
       <w:r>
-        <w:t xml:space="preserve">, p. 20</w:t>
-      </w:r>
-      <w:r>
-        <w:noBreakHyphen/>
-      </w:r>
-      <w:r>
-        <w:t xml:space="preserve">38, Appellants will be irreparably harmed if it remains in effect during the pendency of the appeal.</w:t>
+        <w:t xml:space="preserve">, p. 20-⁠38, Appellants will be irreparably harmed if it remains in effect during the pendency of the appeal.</w:t>
       </w:r>
     </w:p>
     <w:p>
@@ -4200,13 +3806,7 @@
         <w:t xml:space="preserve">In re Nowak</w:t>
       </w:r>
       <w:r>
-        <w:t xml:space="preserve">, 2004-Ohio</w:t>
-      </w:r>
-      <w:r>
-        <w:noBreakHyphen/>
-      </w:r>
-      <w:r>
-        <w:t xml:space="preserve">6777, ¶ 71 (quoting</w:t>
+        <w:t xml:space="preserve">, 2004-Ohio-⁠6777, ¶ 71 (quoting</w:t>
       </w:r>
       <w:r>
         <w:t xml:space="preserve"> </w:t>
@@ -4260,13 +3860,7 @@
         <w:t xml:space="preserve">Rumpke Sanitary Landfill, Inc. v. State</w:t>
       </w:r>
       <w:r>
-        <w:t xml:space="preserve">, 2010-Ohio</w:t>
-      </w:r>
-      <w:r>
-        <w:noBreakHyphen/>
-      </w:r>
-      <w:r>
-        <w:t xml:space="preserve">6037, ¶ 20.</w:t>
+        <w:t xml:space="preserve">, 2010-Ohio-⁠6037, ¶ 20.</w:t>
       </w:r>
     </w:p>
     <w:p>
@@ -4313,13 +3907,7 @@
         <w:t xml:space="preserve">Linndale v. State</w:t>
       </w:r>
       <w:r>
-        <w:t xml:space="preserve">, 2014-Ohio</w:t>
-      </w:r>
-      <w:r>
-        <w:noBreakHyphen/>
-      </w:r>
-      <w:r>
-        <w:t xml:space="preserve">4024, ¶ 18 (10th Dist.);</w:t>
+        <w:t xml:space="preserve">, 2014-Ohio-⁠4024, ¶ 18 (10th Dist.);</w:t>
       </w:r>
       <w:r>
         <w:t xml:space="preserve"> </w:t>
@@ -4332,13 +3920,7 @@
         <w:t xml:space="preserve">State ex rel. Ohio Acad. of Trial Lawyers v. Sheward</w:t>
       </w:r>
       <w:r>
-        <w:t xml:space="preserve">, 1999-Ohio</w:t>
-      </w:r>
-      <w:r>
-        <w:noBreakHyphen/>
-      </w:r>
-      <w:r>
-        <w:t xml:space="preserve">123, 86 Ohio St.3d 451, 498 (1999) (“we are not obliged to accept that any ingenious comprehensive form of expression constitutes a legitimate subject”). In</w:t>
+        <w:t xml:space="preserve">, 1999-Ohio-⁠123, 86 Ohio St.3d 451, 498 (1999) (“we are not obliged to accept that any ingenious comprehensive form of expression constitutes a legitimate subject”). In</w:t>
       </w:r>
       <w:r>
         <w:t xml:space="preserve"> </w:t>
@@ -4441,13 +4023,7 @@
         <w:t xml:space="preserve">Akron Metro. Hous. Auth. Bd. of Trustees v. State</w:t>
       </w:r>
       <w:r>
-        <w:t xml:space="preserve">, 2008-Ohio</w:t>
-      </w:r>
-      <w:r>
-        <w:noBreakHyphen/>
-      </w:r>
-      <w:r>
-        <w:t xml:space="preserve">2836, ¶ 21 (10th Dist.) (“modifying local authority” was too broad a concept to connect zoning regulations with school extracurricular activities).</w:t>
+        <w:t xml:space="preserve">, 2008-Ohio-⁠2836, ¶ 21 (10th Dist.) (“modifying local authority” was too broad a concept to connect zoning regulations with school extracurricular activities).</w:t>
       </w:r>
     </w:p>
     <w:p>
@@ -4897,13 +4473,7 @@
         <w:t xml:space="preserve"> </w:t>
       </w:r>
       <w:r>
-        <w:t xml:space="preserve">at 8</w:t>
-      </w:r>
-      <w:r>
-        <w:noBreakHyphen/>
-      </w:r>
-      <w:r>
-        <w:t xml:space="preserve">9; Ex. B (TRO Entry) at 12.</w:t>
+        <w:t xml:space="preserve">at 8-⁠9; Ex. B (TRO Entry) at 12.</w:t>
       </w:r>
     </w:p>
     <w:p>
@@ -5294,13 +4864,7 @@
         <w:t xml:space="preserve">City of Toledo v. State</w:t>
       </w:r>
       <w:r>
-        <w:t xml:space="preserve">, 2018-Ohio</w:t>
-      </w:r>
-      <w:r>
-        <w:noBreakHyphen/>
-      </w:r>
-      <w:r>
-        <w:t xml:space="preserve">4534, ¶ 17 (6th Dist.) (rejecting the argument that pet store licensing, minimum wage standards, and humane society laws were connected by “standardiz[ing] the manner in which businesses are regulated”). The outcome can hardly be any different when the purported target—which, again, is identified nowhere in the bill’s title—is not a category of entity, but a minority category of people.</w:t>
+        <w:t xml:space="preserve">, 2018-Ohio-⁠4534, ¶ 17 (6th Dist.) (rejecting the argument that pet store licensing, minimum wage standards, and humane society laws were connected by “standardiz[ing] the manner in which businesses are regulated”). The outcome can hardly be any different when the purported target—which, again, is identified nowhere in the bill’s title—is not a category of entity, but a minority category of people.</w:t>
       </w:r>
     </w:p>
     <w:p>
@@ -5502,13 +5066,7 @@
         <w:t xml:space="preserve">See Preterm-Cleveland v. Kasich</w:t>
       </w:r>
       <w:r>
-        <w:t xml:space="preserve">, 2018-Ohio</w:t>
-      </w:r>
-      <w:r>
-        <w:noBreakHyphen/>
-      </w:r>
-      <w:r>
-        <w:t xml:space="preserve">441, ¶ 30. They have demonstrated standing to challenge the Health Care Ban.</w:t>
+        <w:t xml:space="preserve">, 2018-Ohio-⁠441, ¶ 30. They have demonstrated standing to challenge the Health Care Ban.</w:t>
       </w:r>
       <w:r>
         <w:t xml:space="preserve"> </w:t>
@@ -6091,13 +5649,7 @@
         <w:t xml:space="preserve">City of Centerville v. Knab</w:t>
       </w:r>
       <w:r>
-        <w:t xml:space="preserve">, 2020-Ohio</w:t>
-      </w:r>
-      <w:r>
-        <w:noBreakHyphen/>
-      </w:r>
-      <w:r>
-        <w:t xml:space="preserve">5219, ¶ 22. Courts are to “begin[] with the plain language of the text,” and consider “how the words and phrases would be understood by the voters in their normal and ordinary usage.”</w:t>
+        <w:t xml:space="preserve">, 2020-Ohio-⁠5219, ¶ 22. Courts are to “begin[] with the plain language of the text,” and consider “how the words and phrases would be understood by the voters in their normal and ordinary usage.”</w:t>
       </w:r>
       <w:r>
         <w:t xml:space="preserve"> </w:t>
@@ -6160,13 +5712,7 @@
         <w:t xml:space="preserve">see also State ex rel. Liberty Council v. Brunner</w:t>
       </w:r>
       <w:r>
-        <w:t xml:space="preserve">, 2010-Ohio</w:t>
-      </w:r>
-      <w:r>
-        <w:noBreakHyphen/>
-      </w:r>
-      <w:r>
-        <w:t xml:space="preserve">1845, ¶ 57 (noting the then-prospective amendment’s “general object or purpose of preserving freedom of choice in health care and health-care coverage”) (emphasis added). Thus, by its plain text, the HCFA not only protects an individual’s ability to select health insurance coverage, but also to ensure constitutional protection for an individual’s right to select—and a provider’s right to provide—particular health care services, procedures, and treatments.</w:t>
+        <w:t xml:space="preserve">, 2010-Ohio-⁠1845, ¶ 57 (noting the then-prospective amendment’s “general object or purpose of preserving freedom of choice in health care and health-care coverage”) (emphasis added). Thus, by its plain text, the HCFA not only protects an individual’s ability to select health insurance coverage, but also to ensure constitutional protection for an individual’s right to select—and a provider’s right to provide—particular health care services, procedures, and treatments.</w:t>
       </w:r>
     </w:p>
     <w:p>
@@ -6551,13 +6097,7 @@
         <w:t xml:space="preserve">League of Women Voters of Ohio v. Ohio Redistricting Comm’n</w:t>
       </w:r>
       <w:r>
-        <w:t xml:space="preserve">, 2022-Ohio</w:t>
-      </w:r>
-      <w:r>
-        <w:noBreakHyphen/>
-      </w:r>
-      <w:r>
-        <w:t xml:space="preserve">65, ¶ 94 (“we should avoid any construction that makes a [constitutional] provision meaningless or inoperative”) (internal citation and quotation marks omitted).</w:t>
+        <w:t xml:space="preserve">, 2022-Ohio-⁠65, ¶ 94 (“we should avoid any construction that makes a [constitutional] provision meaningless or inoperative”) (internal citation and quotation marks omitted).</w:t>
       </w:r>
     </w:p>
     <w:p>
@@ -6657,13 +6197,7 @@
         <w:t xml:space="preserve">City of Cleveland v. State</w:t>
       </w:r>
       <w:r>
-        <w:t xml:space="preserve">, 2019-Ohio</w:t>
-      </w:r>
-      <w:r>
-        <w:noBreakHyphen/>
-      </w:r>
-      <w:r>
-        <w:t xml:space="preserve">3820, ¶ 17 (“[w]e give undefined words in the Constitution their usual, normal, or customary meaning”). Moreover, “the purpose of a bill of rights is to ‘protect people from the state.’”</w:t>
+        <w:t xml:space="preserve">, 2019-Ohio-⁠3820, ¶ 17 (“[w]e give undefined words in the Constitution their usual, normal, or customary meaning”). Moreover, “the purpose of a bill of rights is to ‘protect people from the state.’”</w:t>
       </w:r>
       <w:r>
         <w:t xml:space="preserve"> </w:t>
@@ -6901,13 +6435,7 @@
         <w:t xml:space="preserve"> </w:t>
       </w:r>
       <w:r>
-        <w:t xml:space="preserve">pp. 20</w:t>
-      </w:r>
-      <w:r>
-        <w:noBreakHyphen/>
-      </w:r>
-      <w:r>
-        <w:t xml:space="preserve">38. The Government cannot claim any harm from the injunction of an unconstitutional statute.</w:t>
+        <w:t xml:space="preserve">pp. 20-⁠38. The Government cannot claim any harm from the injunction of an unconstitutional statute.</w:t>
       </w:r>
     </w:p>
     <w:p>
@@ -7220,13 +6748,7 @@
         <w:t xml:space="preserve">U.S. Bank N.A. v. Perdeau</w:t>
       </w:r>
       <w:r>
-        <w:t xml:space="preserve">, 2014-Ohio</w:t>
-      </w:r>
-      <w:r>
-        <w:noBreakHyphen/>
-      </w:r>
-      <w:r>
-        <w:t xml:space="preserve">155, ¶ 4–⁠5 (6th Dist.);</w:t>
+        <w:t xml:space="preserve">, 2014-Ohio-⁠155, ¶ 4–⁠5 (6th Dist.);</w:t>
       </w:r>
       <w:r>
         <w:t xml:space="preserve"> </w:t>
@@ -7602,9 +7124,7 @@
                     <w:t xml:space="preserve"> </w:t>
                   </w:r>
                   <w:r>
-                    <w:t xml:space="preserve">541</w:t>
-                    <w:noBreakHyphen/>
-                    <w:t xml:space="preserve">1376</w:t>
+                    <w:t xml:space="preserve">541-⁠1376</w:t>
                   </w:r>
                 </w:p>
                 <w:p>
@@ -7626,9 +7146,7 @@
                     <w:t xml:space="preserve"> </w:t>
                   </w:r>
                   <w:r>
-                    <w:t xml:space="preserve">586</w:t>
-                    <w:noBreakHyphen/>
-                    <w:t xml:space="preserve">1972</w:t>
+                    <w:t xml:space="preserve">586-⁠1972</w:t>
                   </w:r>
                 </w:p>
                 <w:p>
@@ -7810,9 +7328,7 @@
                     <w:t xml:space="preserve"> </w:t>
                   </w:r>
                   <w:r>
-                    <w:t xml:space="preserve">586</w:t>
-                    <w:noBreakHyphen/>
-                    <w:t xml:space="preserve">1972</w:t>
+                    <w:t xml:space="preserve">586-⁠1972</w:t>
                   </w:r>
                 </w:p>
                 <w:p>
@@ -8000,9 +7516,7 @@
                     <w:t xml:space="preserve"> </w:t>
                   </w:r>
                   <w:r>
-                    <w:t xml:space="preserve">549</w:t>
-                    <w:noBreakHyphen/>
-                    <w:t xml:space="preserve">2500</w:t>
+                    <w:t xml:space="preserve">549-⁠2500</w:t>
                   </w:r>
                 </w:p>
                 <w:p>
@@ -8146,9 +7660,7 @@
                     <w:t xml:space="preserve"> </w:t>
                   </w:r>
                   <w:r>
-                    <w:t xml:space="preserve">570</w:t>
-                    <w:noBreakHyphen/>
-                    <w:t xml:space="preserve">1000</w:t>
+                    <w:t xml:space="preserve">570-⁠1000</w:t>
                   </w:r>
                 </w:p>
                 <w:p>
@@ -9628,7 +9140,7 @@
     <w:qFormat/>
     <w:pPr>
       <w:keepLines/>
-      <w:spacing w:before="0" w:after="120" w:line="276" w:lineRule="exact"/>
+      <w:spacing w:before="26" w:after="120" w:line="276" w:lineRule="exact"/>
     </w:pPr>
     <w:rPr>
       <w:sz w:val="24"/>
